--- a/МСУ/ЛР2/защита_лр2.docx
+++ b/МСУ/ЛР2/защита_лр2.docx
@@ -1321,7 +1321,7 @@
               <w:rPr>
                 <w:color w:val="222222"/>
               </w:rPr>
-              <w:t>Звено называется неминимально-фазовым, так как его нуль лежит в правой комплексной полуплоскости (s = +1/T1 &gt; 0). При точно такой же АЧХ, как у обычного звена (1 + T1*s)/(1 + T2*s), правый нуль дает знак минус перед арктангенсом числителя. Фаза неминимально-фазового звена всегда более отрицательна, то есть запаздывает сильнее любого минимально-фазового звена с той же АЧХ. Во временной области это проявляется в начальном провале («подныривании») выходного сигнала в отрицательную область при положительном скачке входа.</w:t>
+              <w:t>Звено называется неминимально-фазовым, так как его нуль лежит в правой комплексной полуплоскости (s = +1/T1 &gt; 0). При точно такой же АЧХ, как у обычного звена (1 + T1*s)/(1 + T2*s), правый нуль дает знак минус перед арктангенсом числителя. Фаза неминимально-фазового звена всегда более отрицательна, то есть запаздывает сильнее любого минимально-фазового звена с той же АЧХ. Во временной области это проявляется в начальном отрицательном выбросе выходного сигнала в отрицательную область при положительном скачке входа.</w:t>
             </w:r>
           </w:p>
         </w:tc>
@@ -2155,7 +2155,7 @@
         <w:rPr>
           <w:color w:val="222222"/>
         </w:rPr>
-        <w:t>Опыт повторяется для сетки частот диапазона исследования. В среде SimInTech также применяется автоматизированный расчет с использованием блоков спектрального анализа (блок «Амплитуда и фаза»).</w:t>
+        <w:t>Опыт повторяется для сетки частот диапазона исследования. В среде SimInTech также применяется автоматизированный расчет с использованием блоков анализа амплитуды и фазы.</w:t>
       </w:r>
     </w:p>
     <w:p>

--- a/МСУ/ЛР2/защита_лр2.docx
+++ b/МСУ/ЛР2/защита_лр2.docx
@@ -2558,10 +2558,7 @@
         <w:spacing w:before="0" w:after="80" w:line="276" w:lineRule="auto"/>
       </w:pPr>
       <w:r>
-        <w:rPr>
-          <w:color w:val="222222"/>
-        </w:rPr>
-        <w:t>По критерию Стодолы–Гурвица для полинома второго порядка условием границы устойчивости является равенство нулю коэффициента при первой степени s:</w:t>
+        <w:t>По критерию Гурвица для полинома второго порядка условием границы устойчивости является равенство нулю коэффициента при первой степени s:</w:t>
       </w:r>
     </w:p>
     <w:p>
